--- a/assets/docs/lop5/Am nhac - Lop 5.docx
+++ b/assets/docs/lop5/Am nhac - Lop 5.docx
@@ -949,7 +949,7 @@
                 <w:i w:val="0"/>
                 <w:sz w:val="20"/>
               </w:rPr>
-              <w:t>Tổ chức hoạt động Vận dụng – Sáng tạo</w:t>
+              <w:t>Chủ đề 1: KHÚC CA NGÀY MỚI — Tổ chức hoạt động Vận dụng – Sáng tạo</w:t>
             </w:r>
           </w:p>
         </w:tc>
@@ -1443,7 +1443,7 @@
                 <w:i w:val="0"/>
                 <w:sz w:val="20"/>
               </w:rPr>
-              <w:t>Tổ chức hoạt động Vận dụng – Sáng tạo</w:t>
+              <w:t>Chủ đề 2: GIAI ĐIỆU QUÊ HƯƠNG — Tổ chức hoạt động Vận dụng – Sáng tạo</w:t>
             </w:r>
           </w:p>
         </w:tc>
@@ -1495,7 +1495,7 @@
                 <w:i w:val="0"/>
                 <w:sz w:val="18"/>
               </w:rPr>
-              <w:t>KNS: KN tự tin biểu diễn trước tập thể và phối hợp cùng nhóm.</w:t>
+              <w:t>QPAN: Chọn bài hát ca ngợi quê hương, đất nước, hoà bình; liên hệ chủ quyền, quyền chủ quyền biển, đảo Việt Nam và gương dũng cảm cứu hộ, cứu nạn của cán bộ, chiến sĩ.</w:t>
             </w:r>
           </w:p>
         </w:tc>
@@ -1924,7 +1924,7 @@
                 <w:i w:val="0"/>
                 <w:sz w:val="20"/>
               </w:rPr>
-              <w:t>Tổ chức hoạt động Vận dụng – Sáng tạo</w:t>
+              <w:t>Chủ đề 3: BAY VÀO TƯƠNG LAI — Tổ chức hoạt động Vận dụng – Sáng tạo</w:t>
             </w:r>
           </w:p>
         </w:tc>
@@ -2418,7 +2418,7 @@
                 <w:i w:val="0"/>
                 <w:sz w:val="20"/>
               </w:rPr>
-              <w:t>Tổ chức hoạt động Vận dụng – Sáng tạo</w:t>
+              <w:t>Chủ đề 4: CHÀO MÙA XUÂN ĐẾN — Tổ chức hoạt động Vận dụng – Sáng tạo</w:t>
             </w:r>
           </w:p>
         </w:tc>
@@ -3650,7 +3650,7 @@
                 <w:i w:val="0"/>
                 <w:sz w:val="20"/>
               </w:rPr>
-              <w:t>Tổ chức hoạt động Vận dụng – Sáng tạo</w:t>
+              <w:t>Chủ đề 6: ƯỚC MƠ TUỔI THƠ — Tổ chức hoạt động Vận dụng – Sáng tạo</w:t>
             </w:r>
           </w:p>
         </w:tc>
@@ -4157,7 +4157,7 @@
                 <w:i w:val="0"/>
                 <w:sz w:val="20"/>
               </w:rPr>
-              <w:t>Tổ chức hoạt động Vận dụng – Sáng tạo</w:t>
+              <w:t>Chủ đề 7: ÂM NHẠC NƯỚC NGOÀI — Tổ chức hoạt động Vận dụng – Sáng tạo</w:t>
             </w:r>
           </w:p>
         </w:tc>
